--- a/public/ue144_regolamento.docx
+++ b/public/ue144_regolamento.docx
@@ -5278,7 +5278,7 @@
           <w:sz w:val="20"/>
           <w:szCs w:val="20"/>
         </w:rPr>
-        <w:t xml:space="preserve">VSD — Virtual Speed Driver</w:t>
+        <w:t xml:space="preserve">VSD — Virtual Sim Driver</w:t>
       </w:r>
     </w:p>
     <w:p>

--- a/public/ue144_regolamento.docx
+++ b/public/ue144_regolamento.docx
@@ -487,7 +487,7 @@
           <w:sz w:val="20"/>
           <w:szCs w:val="20"/>
         </w:rPr>
-        <w:t xml:space="preserve">Practice: 30 minuti — sessione aperta (open lobby), dedicata all'analisi telemetrica e al setup</w:t>
+        <w:t xml:space="preserve">Practice: 10 minuti — sessione aperta (open lobby), dedicata all'analisi telemetrica e al setup</w:t>
       </w:r>
     </w:p>
     <w:p>
@@ -1388,7 +1388,7 @@
           <w:sz w:val="22"/>
           <w:szCs w:val="22"/>
         </w:rPr>
-        <w:t xml:space="preserve">4.1 Practice (30 min — open)</w:t>
+        <w:t xml:space="preserve">4.1 Practice (10 min — open)</w:t>
       </w:r>
     </w:p>
     <w:p>

--- a/public/ue144_regolamento.docx
+++ b/public/ue144_regolamento.docx
@@ -1009,6 +1009,117 @@
     </w:p>
     <w:p>
       <w:pPr>
+        <w:pStyle w:val="Heading2"/>
+        <w:spacing w:after="80" w:before="240"/>
+      </w:pPr>
+      <w:r>
+        <w:rPr>
+          <w:rFonts w:ascii="Calibri" w:cs="Calibri" w:eastAsia="Calibri" w:hAnsi="Calibri"/>
+          <w:b/>
+          <w:bCs/>
+          <w:color w:val="F5A623"/>
+          <w:sz w:val="22"/>
+          <w:szCs w:val="22"/>
+        </w:rPr>
+        <w:t xml:space="preserve">2.3 Gomme</w:t>
+      </w:r>
+    </w:p>
+    <w:p>
+      <w:pPr>
+        <w:spacing w:after="80" w:before="80"/>
+      </w:pPr>
+      <w:r>
+        <w:rPr>
+          <w:rFonts w:ascii="Calibri" w:cs="Calibri" w:eastAsia="Calibri" w:hAnsi="Calibri"/>
+          <w:b w:val="false"/>
+          <w:bCs w:val="false"/>
+          <w:color w:val="1A1A2E"/>
+          <w:sz w:val="20"/>
+          <w:szCs w:val="20"/>
+        </w:rPr>
+        <w:t xml:space="preserve">Termocoperte attive per tutte le classi. A disposizione di ogni pilota: 14 pneumatici per round (practice + qualifica + gara), gestiti in totale autonomia — nessun compound imposto oltre a quanto previsto dal BoP LMU della classe.</w:t>
+      </w:r>
+    </w:p>
+    <w:p>
+      <w:pPr>
+        <w:spacing w:after="60" w:before="60"/>
+        <w:ind w:left="504"/>
+      </w:pPr>
+      <w:r>
+        <w:rPr>
+          <w:rFonts w:ascii="Calibri" w:cs="Calibri" w:eastAsia="Calibri" w:hAnsi="Calibri"/>
+          <w:b/>
+          <w:bCs/>
+          <w:color w:val="00D9FF"/>
+          <w:sz w:val="20"/>
+          <w:szCs w:val="20"/>
+        </w:rPr>
+        <w:t xml:space="preserve">▸  </w:t>
+      </w:r>
+      <w:r>
+        <w:rPr>
+          <w:rFonts w:ascii="Calibri" w:cs="Calibri" w:eastAsia="Calibri" w:hAnsi="Calibri"/>
+          <w:color w:val="1A1A2E"/>
+          <w:sz w:val="20"/>
+          <w:szCs w:val="20"/>
+        </w:rPr>
+        <w:t xml:space="preserve">Termocoperte: attive, nessuna limitazione di utilizzo</w:t>
+      </w:r>
+    </w:p>
+    <w:p>
+      <w:pPr>
+        <w:spacing w:after="60" w:before="60"/>
+        <w:ind w:left="504"/>
+      </w:pPr>
+      <w:r>
+        <w:rPr>
+          <w:rFonts w:ascii="Calibri" w:cs="Calibri" w:eastAsia="Calibri" w:hAnsi="Calibri"/>
+          <w:b/>
+          <w:bCs/>
+          <w:color w:val="00D9FF"/>
+          <w:sz w:val="20"/>
+          <w:szCs w:val="20"/>
+        </w:rPr>
+        <w:t xml:space="preserve">▸  </w:t>
+      </w:r>
+      <w:r>
+        <w:rPr>
+          <w:rFonts w:ascii="Calibri" w:cs="Calibri" w:eastAsia="Calibri" w:hAnsi="Calibri"/>
+          <w:color w:val="1A1A2E"/>
+          <w:sz w:val="20"/>
+          <w:szCs w:val="20"/>
+        </w:rPr>
+        <w:t xml:space="preserve">Set gomme disponibili: 14 per pilota, per round</w:t>
+      </w:r>
+    </w:p>
+    <w:p>
+      <w:pPr>
+        <w:spacing w:after="60" w:before="60"/>
+        <w:ind w:left="504"/>
+      </w:pPr>
+      <w:r>
+        <w:rPr>
+          <w:rFonts w:ascii="Calibri" w:cs="Calibri" w:eastAsia="Calibri" w:hAnsi="Calibri"/>
+          <w:b/>
+          <w:bCs/>
+          <w:color w:val="00D9FF"/>
+          <w:sz w:val="20"/>
+          <w:szCs w:val="20"/>
+        </w:rPr>
+        <w:t xml:space="preserve">▸  </w:t>
+      </w:r>
+      <w:r>
+        <w:rPr>
+          <w:rFonts w:ascii="Calibri" w:cs="Calibri" w:eastAsia="Calibri" w:hAnsi="Calibri"/>
+          <w:color w:val="1A1A2E"/>
+          <w:sz w:val="20"/>
+          <w:szCs w:val="20"/>
+        </w:rPr>
+        <w:t xml:space="preserve">Compound: libera scelta tra quelli disponibili per la vettura in LMU</w:t>
+      </w:r>
+    </w:p>
+    <w:p>
+      <w:pPr>
         <w:pStyle w:val="Heading1"/>
         <w:pBdr>
           <w:bottom w:val="single" w:color="00D9FF" w:sz="4" w:space="4"/>
@@ -3880,6 +3991,22 @@
     </w:p>
     <w:p>
       <w:pPr>
+        <w:spacing w:after="80" w:before="80"/>
+      </w:pPr>
+      <w:r>
+        <w:rPr>
+          <w:rFonts w:ascii="Calibri" w:cs="Calibri" w:eastAsia="Calibri" w:hAnsi="Calibri"/>
+          <w:b/>
+          <w:bCs/>
+          <w:color w:val="1A1A2E"/>
+          <w:sz w:val="20"/>
+          <w:szCs w:val="20"/>
+        </w:rPr>
+        <w:t xml:space="preserve">Apertura server: 21:00 (ora reale, per tutti i round). L’orario “Ora in-game” in tabella è l’orologio virtuale del circuito all’avvio della gara, non l’orario reale di connessione — vedi anche la tabella temperature subito dopo il calendario.</w:t>
+      </w:r>
+    </w:p>
+    <w:p>
+      <w:pPr>
         <w:spacing w:after="0" w:before="80"/>
       </w:pPr>
     </w:p>
@@ -4018,7 +4145,7 @@
                 <w:sz w:val="18"/>
                 <w:szCs w:val="18"/>
               </w:rPr>
-              <w:t xml:space="preserve">Ora</w:t>
+              <w:t xml:space="preserve">Ora in-game</w:t>
             </w:r>
           </w:p>
         </w:tc>
@@ -4938,6 +5065,672 @@
     <w:p>
       <w:r>
         <w:br w:type="page"/>
+      </w:r>
+    </w:p>
+    <w:p>
+      <w:pPr>
+        <w:spacing w:after="80" w:before="160"/>
+      </w:pPr>
+      <w:r>
+        <w:rPr>
+          <w:rFonts w:ascii="Calibri" w:cs="Calibri" w:eastAsia="Calibri" w:hAnsi="Calibri"/>
+          <w:b/>
+          <w:bCs/>
+          <w:color w:val="1A1A2E"/>
+          <w:sz w:val="20"/>
+          <w:szCs w:val="20"/>
+        </w:rPr>
+        <w:t xml:space="preserve">Temperature di scenario (aria e asfalto, inizio → fine gara)</w:t>
+      </w:r>
+    </w:p>
+    <w:tbl>
+      <w:tblPr>
+        <w:tblW w:type="dxa" w:w="9072"/>
+        <w:tblBorders>
+          <w:top w:val="single" w:color="auto" w:sz="4"/>
+          <w:left w:val="single" w:color="auto" w:sz="4"/>
+          <w:bottom w:val="single" w:color="auto" w:sz="4"/>
+          <w:right w:val="single" w:color="auto" w:sz="4"/>
+          <w:insideH w:val="single" w:color="auto" w:sz="4"/>
+          <w:insideV w:val="single" w:color="auto" w:sz="4"/>
+        </w:tblBorders>
+      </w:tblPr>
+      <w:tblGrid>
+        <w:gridCol w:w="2800"/>
+        <w:gridCol w:w="2800"/>
+        <w:gridCol w:w="3472"/>
+      </w:tblGrid>
+      <w:tr>
+        <w:trPr>
+          <w:tblHeader/>
+        </w:trPr>
+        <w:tc>
+          <w:tcPr>
+            <w:tcW w:type="dxa" w:w="2800"/>
+            <w:shd w:fill="0A0E1A" w:val="clear"/>
+            <w:tcMar>
+              <w:top w:type="dxa" w:w="80"/>
+              <w:left w:type="dxa" w:w="120"/>
+              <w:bottom w:type="dxa" w:w="80"/>
+              <w:right w:type="dxa" w:w="120"/>
+            </w:tcMar>
+            <w:vAlign w:val="center"/>
+          </w:tcPr>
+          <w:p>
+            <w:pPr>
+              <w:jc w:val="left"/>
+            </w:pPr>
+            <w:r>
+              <w:rPr>
+                <w:rFonts w:ascii="Calibri" w:cs="Calibri" w:eastAsia="Calibri" w:hAnsi="Calibri"/>
+                <w:b/>
+                <w:bCs/>
+                <w:color w:val="FFFFFF"/>
+                <w:sz w:val="18"/>
+                <w:szCs w:val="18"/>
+              </w:rPr>
+              <w:t xml:space="preserve">ROUND</w:t>
+            </w:r>
+          </w:p>
+        </w:tc>
+        <w:tc>
+          <w:tcPr>
+            <w:tcW w:type="dxa" w:w="2800"/>
+            <w:shd w:fill="0A0E1A" w:val="clear"/>
+            <w:tcMar>
+              <w:top w:type="dxa" w:w="80"/>
+              <w:left w:type="dxa" w:w="120"/>
+              <w:bottom w:type="dxa" w:w="80"/>
+              <w:right w:type="dxa" w:w="120"/>
+            </w:tcMar>
+            <w:vAlign w:val="center"/>
+          </w:tcPr>
+          <w:p>
+            <w:pPr>
+              <w:jc w:val="left"/>
+            </w:pPr>
+            <w:r>
+              <w:rPr>
+                <w:rFonts w:ascii="Calibri" w:cs="Calibri" w:eastAsia="Calibri" w:hAnsi="Calibri"/>
+                <w:b/>
+                <w:bCs/>
+                <w:color w:val="FFFFFF"/>
+                <w:sz w:val="18"/>
+                <w:szCs w:val="18"/>
+              </w:rPr>
+              <w:t xml:space="preserve">ARIA (inizio → fine)</w:t>
+            </w:r>
+          </w:p>
+        </w:tc>
+        <w:tc>
+          <w:tcPr>
+            <w:tcW w:type="dxa" w:w="3472"/>
+            <w:shd w:fill="0A0E1A" w:val="clear"/>
+            <w:tcMar>
+              <w:top w:type="dxa" w:w="80"/>
+              <w:left w:type="dxa" w:w="120"/>
+              <w:bottom w:type="dxa" w:w="80"/>
+              <w:right w:type="dxa" w:w="120"/>
+            </w:tcMar>
+            <w:vAlign w:val="center"/>
+          </w:tcPr>
+          <w:p>
+            <w:pPr>
+              <w:jc w:val="left"/>
+            </w:pPr>
+            <w:r>
+              <w:rPr>
+                <w:rFonts w:ascii="Calibri" w:cs="Calibri" w:eastAsia="Calibri" w:hAnsi="Calibri"/>
+                <w:b/>
+                <w:bCs/>
+                <w:color w:val="FFFFFF"/>
+                <w:sz w:val="18"/>
+                <w:szCs w:val="18"/>
+              </w:rPr>
+              <w:t xml:space="preserve">ASFALTO (inizio → fine)</w:t>
+            </w:r>
+          </w:p>
+        </w:tc>
+      </w:tr>
+      <w:tr>
+        <w:tc>
+          <w:tcPr>
+            <w:tcW w:type="dxa" w:w="2800"/>
+            <w:shd w:fill="E8E8E8" w:val="clear"/>
+            <w:tcMar>
+              <w:top w:type="dxa" w:w="80"/>
+              <w:left w:type="dxa" w:w="120"/>
+              <w:bottom w:type="dxa" w:w="80"/>
+              <w:right w:type="dxa" w:w="120"/>
+            </w:tcMar>
+            <w:vAlign w:val="center"/>
+          </w:tcPr>
+          <w:p>
+            <w:pPr>
+              <w:jc w:val="left"/>
+            </w:pPr>
+            <w:r>
+              <w:rPr>
+                <w:rFonts w:ascii="Calibri" w:cs="Calibri" w:eastAsia="Calibri" w:hAnsi="Calibri"/>
+                <w:b w:val="false"/>
+                <w:bCs w:val="false"/>
+                <w:color w:val="1A1A2E"/>
+                <w:sz w:val="18"/>
+                <w:szCs w:val="18"/>
+              </w:rPr>
+              <w:t xml:space="preserve">R1 — Sebring</w:t>
+            </w:r>
+          </w:p>
+        </w:tc>
+        <w:tc>
+          <w:tcPr>
+            <w:tcW w:type="dxa" w:w="2800"/>
+            <w:tcMar>
+              <w:top w:type="dxa" w:w="80"/>
+              <w:left w:type="dxa" w:w="120"/>
+              <w:bottom w:type="dxa" w:w="80"/>
+              <w:right w:type="dxa" w:w="120"/>
+            </w:tcMar>
+            <w:vAlign w:val="center"/>
+          </w:tcPr>
+          <w:p>
+            <w:pPr>
+              <w:jc w:val="left"/>
+            </w:pPr>
+            <w:r>
+              <w:rPr>
+                <w:rFonts w:ascii="Calibri" w:cs="Calibri" w:eastAsia="Calibri" w:hAnsi="Calibri"/>
+                <w:b w:val="false"/>
+                <w:bCs w:val="false"/>
+                <w:color w:val="1A1A2E"/>
+                <w:sz w:val="18"/>
+                <w:szCs w:val="18"/>
+              </w:rPr>
+              <w:t xml:space="preserve">31°C → 22°C</w:t>
+            </w:r>
+          </w:p>
+        </w:tc>
+        <w:tc>
+          <w:tcPr>
+            <w:tcW w:type="dxa" w:w="3472"/>
+            <w:tcMar>
+              <w:top w:type="dxa" w:w="80"/>
+              <w:left w:type="dxa" w:w="120"/>
+              <w:bottom w:type="dxa" w:w="80"/>
+              <w:right w:type="dxa" w:w="120"/>
+            </w:tcMar>
+            <w:vAlign w:val="center"/>
+          </w:tcPr>
+          <w:p>
+            <w:pPr>
+              <w:jc w:val="left"/>
+            </w:pPr>
+            <w:r>
+              <w:rPr>
+                <w:rFonts w:ascii="Calibri" w:cs="Calibri" w:eastAsia="Calibri" w:hAnsi="Calibri"/>
+                <w:b w:val="false"/>
+                <w:bCs w:val="false"/>
+                <w:color w:val="555555"/>
+                <w:sz w:val="17"/>
+                <w:szCs w:val="17"/>
+              </w:rPr>
+              <w:t xml:space="preserve">42°C → 24°C</w:t>
+            </w:r>
+          </w:p>
+        </w:tc>
+      </w:tr>
+      <w:tr>
+        <w:tc>
+          <w:tcPr>
+            <w:tcW w:type="dxa" w:w="2800"/>
+            <w:tcMar>
+              <w:top w:type="dxa" w:w="80"/>
+              <w:left w:type="dxa" w:w="120"/>
+              <w:bottom w:type="dxa" w:w="80"/>
+              <w:right w:type="dxa" w:w="120"/>
+            </w:tcMar>
+            <w:vAlign w:val="center"/>
+          </w:tcPr>
+          <w:p>
+            <w:pPr>
+              <w:jc w:val="left"/>
+            </w:pPr>
+            <w:r>
+              <w:rPr>
+                <w:rFonts w:ascii="Calibri" w:cs="Calibri" w:eastAsia="Calibri" w:hAnsi="Calibri"/>
+                <w:b w:val="false"/>
+                <w:bCs w:val="false"/>
+                <w:color w:val="1A1A2E"/>
+                <w:sz w:val="18"/>
+                <w:szCs w:val="18"/>
+              </w:rPr>
+              <w:t xml:space="preserve">R2 — Imola</w:t>
+            </w:r>
+          </w:p>
+        </w:tc>
+        <w:tc>
+          <w:tcPr>
+            <w:tcW w:type="dxa" w:w="2800"/>
+            <w:tcMar>
+              <w:top w:type="dxa" w:w="80"/>
+              <w:left w:type="dxa" w:w="120"/>
+              <w:bottom w:type="dxa" w:w="80"/>
+              <w:right w:type="dxa" w:w="120"/>
+            </w:tcMar>
+            <w:vAlign w:val="center"/>
+          </w:tcPr>
+          <w:p>
+            <w:pPr>
+              <w:jc w:val="left"/>
+            </w:pPr>
+            <w:r>
+              <w:rPr>
+                <w:rFonts w:ascii="Calibri" w:cs="Calibri" w:eastAsia="Calibri" w:hAnsi="Calibri"/>
+                <w:b w:val="false"/>
+                <w:bCs w:val="false"/>
+                <w:color w:val="1A1A2E"/>
+                <w:sz w:val="18"/>
+                <w:szCs w:val="18"/>
+              </w:rPr>
+              <w:t xml:space="preserve">17°C → 23°C</w:t>
+            </w:r>
+          </w:p>
+        </w:tc>
+        <w:tc>
+          <w:tcPr>
+            <w:tcW w:type="dxa" w:w="3472"/>
+            <w:tcMar>
+              <w:top w:type="dxa" w:w="80"/>
+              <w:left w:type="dxa" w:w="120"/>
+              <w:bottom w:type="dxa" w:w="80"/>
+              <w:right w:type="dxa" w:w="120"/>
+            </w:tcMar>
+            <w:vAlign w:val="center"/>
+          </w:tcPr>
+          <w:p>
+            <w:pPr>
+              <w:jc w:val="left"/>
+            </w:pPr>
+            <w:r>
+              <w:rPr>
+                <w:rFonts w:ascii="Calibri" w:cs="Calibri" w:eastAsia="Calibri" w:hAnsi="Calibri"/>
+                <w:b w:val="false"/>
+                <w:bCs w:val="false"/>
+                <w:color w:val="555555"/>
+                <w:sz w:val="17"/>
+                <w:szCs w:val="17"/>
+              </w:rPr>
+              <w:t xml:space="preserve">22°C → 28°C</w:t>
+            </w:r>
+          </w:p>
+        </w:tc>
+      </w:tr>
+      <w:tr>
+        <w:tc>
+          <w:tcPr>
+            <w:tcW w:type="dxa" w:w="2800"/>
+            <w:shd w:fill="E8E8E8" w:val="clear"/>
+            <w:tcMar>
+              <w:top w:type="dxa" w:w="80"/>
+              <w:left w:type="dxa" w:w="120"/>
+              <w:bottom w:type="dxa" w:w="80"/>
+              <w:right w:type="dxa" w:w="120"/>
+            </w:tcMar>
+            <w:vAlign w:val="center"/>
+          </w:tcPr>
+          <w:p>
+            <w:pPr>
+              <w:jc w:val="left"/>
+            </w:pPr>
+            <w:r>
+              <w:rPr>
+                <w:rFonts w:ascii="Calibri" w:cs="Calibri" w:eastAsia="Calibri" w:hAnsi="Calibri"/>
+                <w:b w:val="false"/>
+                <w:bCs w:val="false"/>
+                <w:color w:val="1A1A2E"/>
+                <w:sz w:val="18"/>
+                <w:szCs w:val="18"/>
+              </w:rPr>
+              <w:t xml:space="preserve">R3 — Spa-Francorchamps</w:t>
+            </w:r>
+          </w:p>
+        </w:tc>
+        <w:tc>
+          <w:tcPr>
+            <w:tcW w:type="dxa" w:w="2800"/>
+            <w:tcMar>
+              <w:top w:type="dxa" w:w="80"/>
+              <w:left w:type="dxa" w:w="120"/>
+              <w:bottom w:type="dxa" w:w="80"/>
+              <w:right w:type="dxa" w:w="120"/>
+            </w:tcMar>
+            <w:vAlign w:val="center"/>
+          </w:tcPr>
+          <w:p>
+            <w:pPr>
+              <w:jc w:val="left"/>
+            </w:pPr>
+            <w:r>
+              <w:rPr>
+                <w:rFonts w:ascii="Calibri" w:cs="Calibri" w:eastAsia="Calibri" w:hAnsi="Calibri"/>
+                <w:b w:val="false"/>
+                <w:bCs w:val="false"/>
+                <w:color w:val="1A1A2E"/>
+                <w:sz w:val="18"/>
+                <w:szCs w:val="18"/>
+              </w:rPr>
+              <w:t xml:space="preserve">12°C → 6°C → 10°C</w:t>
+            </w:r>
+          </w:p>
+        </w:tc>
+        <w:tc>
+          <w:tcPr>
+            <w:tcW w:type="dxa" w:w="3472"/>
+            <w:tcMar>
+              <w:top w:type="dxa" w:w="80"/>
+              <w:left w:type="dxa" w:w="120"/>
+              <w:bottom w:type="dxa" w:w="80"/>
+              <w:right w:type="dxa" w:w="120"/>
+            </w:tcMar>
+            <w:vAlign w:val="center"/>
+          </w:tcPr>
+          <w:p>
+            <w:pPr>
+              <w:jc w:val="left"/>
+            </w:pPr>
+            <w:r>
+              <w:rPr>
+                <w:rFonts w:ascii="Calibri" w:cs="Calibri" w:eastAsia="Calibri" w:hAnsi="Calibri"/>
+                <w:b w:val="false"/>
+                <w:bCs w:val="false"/>
+                <w:color w:val="555555"/>
+                <w:sz w:val="17"/>
+                <w:szCs w:val="17"/>
+              </w:rPr>
+              <w:t xml:space="preserve">18°C → 14°C → 17°C</w:t>
+            </w:r>
+          </w:p>
+        </w:tc>
+      </w:tr>
+      <w:tr>
+        <w:tc>
+          <w:tcPr>
+            <w:tcW w:type="dxa" w:w="2800"/>
+            <w:tcMar>
+              <w:top w:type="dxa" w:w="80"/>
+              <w:left w:type="dxa" w:w="120"/>
+              <w:bottom w:type="dxa" w:w="80"/>
+              <w:right w:type="dxa" w:w="120"/>
+            </w:tcMar>
+            <w:vAlign w:val="center"/>
+          </w:tcPr>
+          <w:p>
+            <w:pPr>
+              <w:jc w:val="left"/>
+            </w:pPr>
+            <w:r>
+              <w:rPr>
+                <w:rFonts w:ascii="Calibri" w:cs="Calibri" w:eastAsia="Calibri" w:hAnsi="Calibri"/>
+                <w:b w:val="false"/>
+                <w:bCs w:val="false"/>
+                <w:color w:val="1A1A2E"/>
+                <w:sz w:val="18"/>
+                <w:szCs w:val="18"/>
+              </w:rPr>
+              <w:t xml:space="preserve">R4 — Fuji Speedway</w:t>
+            </w:r>
+          </w:p>
+        </w:tc>
+        <w:tc>
+          <w:tcPr>
+            <w:tcW w:type="dxa" w:w="2800"/>
+            <w:tcMar>
+              <w:top w:type="dxa" w:w="80"/>
+              <w:left w:type="dxa" w:w="120"/>
+              <w:bottom w:type="dxa" w:w="80"/>
+              <w:right w:type="dxa" w:w="120"/>
+            </w:tcMar>
+            <w:vAlign w:val="center"/>
+          </w:tcPr>
+          <w:p>
+            <w:pPr>
+              <w:jc w:val="left"/>
+            </w:pPr>
+            <w:r>
+              <w:rPr>
+                <w:rFonts w:ascii="Calibri" w:cs="Calibri" w:eastAsia="Calibri" w:hAnsi="Calibri"/>
+                <w:b w:val="false"/>
+                <w:bCs w:val="false"/>
+                <w:color w:val="1A1A2E"/>
+                <w:sz w:val="18"/>
+                <w:szCs w:val="18"/>
+              </w:rPr>
+              <w:t xml:space="preserve">17°C → 12°C → 10°C</w:t>
+            </w:r>
+          </w:p>
+        </w:tc>
+        <w:tc>
+          <w:tcPr>
+            <w:tcW w:type="dxa" w:w="3472"/>
+            <w:tcMar>
+              <w:top w:type="dxa" w:w="80"/>
+              <w:left w:type="dxa" w:w="120"/>
+              <w:bottom w:type="dxa" w:w="80"/>
+              <w:right w:type="dxa" w:w="120"/>
+            </w:tcMar>
+            <w:vAlign w:val="center"/>
+          </w:tcPr>
+          <w:p>
+            <w:pPr>
+              <w:jc w:val="left"/>
+            </w:pPr>
+            <w:r>
+              <w:rPr>
+                <w:rFonts w:ascii="Calibri" w:cs="Calibri" w:eastAsia="Calibri" w:hAnsi="Calibri"/>
+                <w:b w:val="false"/>
+                <w:bCs w:val="false"/>
+                <w:color w:val="555555"/>
+                <w:sz w:val="17"/>
+                <w:szCs w:val="17"/>
+              </w:rPr>
+              <w:t xml:space="preserve">20°C → 16°C → 15°C</w:t>
+            </w:r>
+          </w:p>
+        </w:tc>
+      </w:tr>
+      <w:tr>
+        <w:tc>
+          <w:tcPr>
+            <w:tcW w:type="dxa" w:w="2800"/>
+            <w:shd w:fill="E8E8E8" w:val="clear"/>
+            <w:tcMar>
+              <w:top w:type="dxa" w:w="80"/>
+              <w:left w:type="dxa" w:w="120"/>
+              <w:bottom w:type="dxa" w:w="80"/>
+              <w:right w:type="dxa" w:w="120"/>
+            </w:tcMar>
+            <w:vAlign w:val="center"/>
+          </w:tcPr>
+          <w:p>
+            <w:pPr>
+              <w:jc w:val="left"/>
+            </w:pPr>
+            <w:r>
+              <w:rPr>
+                <w:rFonts w:ascii="Calibri" w:cs="Calibri" w:eastAsia="Calibri" w:hAnsi="Calibri"/>
+                <w:b w:val="false"/>
+                <w:bCs w:val="false"/>
+                <w:color w:val="1A1A2E"/>
+                <w:sz w:val="18"/>
+                <w:szCs w:val="18"/>
+              </w:rPr>
+              <w:t xml:space="preserve">R5 — Monza</w:t>
+            </w:r>
+          </w:p>
+        </w:tc>
+        <w:tc>
+          <w:tcPr>
+            <w:tcW w:type="dxa" w:w="2800"/>
+            <w:tcMar>
+              <w:top w:type="dxa" w:w="80"/>
+              <w:left w:type="dxa" w:w="120"/>
+              <w:bottom w:type="dxa" w:w="80"/>
+              <w:right w:type="dxa" w:w="120"/>
+            </w:tcMar>
+            <w:vAlign w:val="center"/>
+          </w:tcPr>
+          <w:p>
+            <w:pPr>
+              <w:jc w:val="left"/>
+            </w:pPr>
+            <w:r>
+              <w:rPr>
+                <w:rFonts w:ascii="Calibri" w:cs="Calibri" w:eastAsia="Calibri" w:hAnsi="Calibri"/>
+                <w:b w:val="false"/>
+                <w:bCs w:val="false"/>
+                <w:color w:val="1A1A2E"/>
+                <w:sz w:val="18"/>
+                <w:szCs w:val="18"/>
+              </w:rPr>
+              <w:t xml:space="preserve">15°C → 11°C</w:t>
+            </w:r>
+          </w:p>
+        </w:tc>
+        <w:tc>
+          <w:tcPr>
+            <w:tcW w:type="dxa" w:w="3472"/>
+            <w:tcMar>
+              <w:top w:type="dxa" w:w="80"/>
+              <w:left w:type="dxa" w:w="120"/>
+              <w:bottom w:type="dxa" w:w="80"/>
+              <w:right w:type="dxa" w:w="120"/>
+            </w:tcMar>
+            <w:vAlign w:val="center"/>
+          </w:tcPr>
+          <w:p>
+            <w:pPr>
+              <w:jc w:val="left"/>
+            </w:pPr>
+            <w:r>
+              <w:rPr>
+                <w:rFonts w:ascii="Calibri" w:cs="Calibri" w:eastAsia="Calibri" w:hAnsi="Calibri"/>
+                <w:b w:val="false"/>
+                <w:bCs w:val="false"/>
+                <w:color w:val="555555"/>
+                <w:sz w:val="17"/>
+                <w:szCs w:val="17"/>
+              </w:rPr>
+              <w:t xml:space="preserve">22°C → 16°C</w:t>
+            </w:r>
+          </w:p>
+        </w:tc>
+      </w:tr>
+      <w:tr>
+        <w:tc>
+          <w:tcPr>
+            <w:tcW w:type="dxa" w:w="2800"/>
+            <w:tcMar>
+              <w:top w:type="dxa" w:w="80"/>
+              <w:left w:type="dxa" w:w="120"/>
+              <w:bottom w:type="dxa" w:w="80"/>
+              <w:right w:type="dxa" w:w="120"/>
+            </w:tcMar>
+            <w:vAlign w:val="center"/>
+          </w:tcPr>
+          <w:p>
+            <w:pPr>
+              <w:jc w:val="left"/>
+            </w:pPr>
+            <w:r>
+              <w:rPr>
+                <w:rFonts w:ascii="Calibri" w:cs="Calibri" w:eastAsia="Calibri" w:hAnsi="Calibri"/>
+                <w:b w:val="false"/>
+                <w:bCs w:val="false"/>
+                <w:color w:val="1A1A2E"/>
+                <w:sz w:val="18"/>
+                <w:szCs w:val="18"/>
+              </w:rPr>
+              <w:t xml:space="preserve">R6 — Le Mans</w:t>
+            </w:r>
+          </w:p>
+        </w:tc>
+        <w:tc>
+          <w:tcPr>
+            <w:tcW w:type="dxa" w:w="2800"/>
+            <w:tcMar>
+              <w:top w:type="dxa" w:w="80"/>
+              <w:left w:type="dxa" w:w="120"/>
+              <w:bottom w:type="dxa" w:w="80"/>
+              <w:right w:type="dxa" w:w="120"/>
+            </w:tcMar>
+            <w:vAlign w:val="center"/>
+          </w:tcPr>
+          <w:p>
+            <w:pPr>
+              <w:jc w:val="left"/>
+            </w:pPr>
+            <w:r>
+              <w:rPr>
+                <w:rFonts w:ascii="Calibri" w:cs="Calibri" w:eastAsia="Calibri" w:hAnsi="Calibri"/>
+                <w:b w:val="false"/>
+                <w:bCs w:val="false"/>
+                <w:color w:val="1A1A2E"/>
+                <w:sz w:val="18"/>
+                <w:szCs w:val="18"/>
+              </w:rPr>
+              <w:t xml:space="preserve">8°C → 3°C → 2°C</w:t>
+            </w:r>
+          </w:p>
+        </w:tc>
+        <w:tc>
+          <w:tcPr>
+            <w:tcW w:type="dxa" w:w="3472"/>
+            <w:tcMar>
+              <w:top w:type="dxa" w:w="80"/>
+              <w:left w:type="dxa" w:w="120"/>
+              <w:bottom w:type="dxa" w:w="80"/>
+              <w:right w:type="dxa" w:w="120"/>
+            </w:tcMar>
+            <w:vAlign w:val="center"/>
+          </w:tcPr>
+          <w:p>
+            <w:pPr>
+              <w:jc w:val="left"/>
+            </w:pPr>
+            <w:r>
+              <w:rPr>
+                <w:rFonts w:ascii="Calibri" w:cs="Calibri" w:eastAsia="Calibri" w:hAnsi="Calibri"/>
+                <w:b w:val="false"/>
+                <w:bCs w:val="false"/>
+                <w:color w:val="555555"/>
+                <w:sz w:val="17"/>
+                <w:szCs w:val="17"/>
+              </w:rPr>
+              <w:t xml:space="preserve">14°C → 10°C → 8°C</w:t>
+            </w:r>
+          </w:p>
+        </w:tc>
+      </w:tr>
+    </w:tbl>
+    <w:p>
+      <w:pPr>
+        <w:pBdr>
+          <w:left w:val="single" w:color="F5A623" w:sz="12" w:space="4"/>
+        </w:pBdr>
+        <w:shd w:fill="FFF8EC" w:val="clear"/>
+        <w:spacing w:after="80" w:before="80"/>
+        <w:ind w:left="288" w:right="288"/>
+      </w:pPr>
+      <w:r>
+        <w:rPr>
+          <w:rFonts w:ascii="Calibri" w:cs="Calibri" w:eastAsia="Calibri" w:hAnsi="Calibri"/>
+          <w:i/>
+          <w:iCs/>
+          <w:color w:val="7A4A00"/>
+          <w:sz w:val="18"/>
+          <w:szCs w:val="18"/>
+        </w:rPr>
+        <w:t xml:space="preserve">⚠  Valori di scenario impostati lato server, non un meteo live — calibrati per sede/periodo e corretti verso l’alto su asfalto/pista per garantire grip e trazione realistici.</w:t>
       </w:r>
     </w:p>
     <w:p>
